--- a/exemplo/memorial-demanda-energisa-residencia-unifamiliar-exemplo-r00.docx
+++ b/exemplo/memorial-demanda-energisa-residencia-unifamiliar-exemplo-r00.docx
@@ -677,7 +677,7 @@
                 <w:szCs w:val="19"/>
                 <w:rFonts w:ascii="Calibri" w:cs="Calibri" w:eastAsia="Calibri" w:hAnsi="Calibri"/>
               </w:rPr>
-              <w:t xml:space="preserve">17/10/2026 — R00</w:t>
+              <w:t xml:space="preserve">20/10/2026 — R00</w:t>
             </w:r>
           </w:p>
         </w:tc>
@@ -4849,7 +4849,7 @@
           <w:szCs w:val="20"/>
           <w:rFonts w:ascii="Calibri" w:cs="Calibri" w:eastAsia="Calibri" w:hAnsi="Calibri"/>
         </w:rPr>
-        <w:t xml:space="preserve">Campo Grande, 17 de outubro de 2026</w:t>
+        <w:t xml:space="preserve">Campo Grande, 20 de outubro de 2026</w:t>
       </w:r>
     </w:p>
     <w:p>
@@ -5070,7 +5070,7 @@
         <w:szCs w:val="15"/>
         <w:rFonts w:ascii="Calibri" w:cs="Calibri" w:eastAsia="Calibri" w:hAnsi="Calibri"/>
       </w:rPr>
-      <w:t xml:space="preserve">	R00 · 17/10/2026</w:t>
+      <w:t xml:space="preserve">	R00 · 20/10/2026</w:t>
     </w:r>
   </w:p>
 </w:hdr>

--- a/exemplo/memorial-demanda-energisa-residencia-unifamiliar-exemplo-r00.docx
+++ b/exemplo/memorial-demanda-energisa-residencia-unifamiliar-exemplo-r00.docx
@@ -92,15 +92,16 @@
           <w:insideH w:val="single" w:color="auto" w:sz="4"/>
           <w:insideV w:val="single" w:color="auto" w:sz="4"/>
         </w:tblBorders>
+        <w:tblLayout w:type="fixed"/>
       </w:tblPr>
       <w:tblGrid>
-        <w:gridCol w:w="100"/>
-        <w:gridCol w:w="100"/>
+        <w:gridCol w:w="2732"/>
+        <w:gridCol w:w="7024"/>
       </w:tblGrid>
       <w:tr>
         <w:tc>
           <w:tcPr>
-            <w:tcW w:type="pct" w:w="28%"/>
+            <w:tcW w:type="dxa" w:w="2732"/>
             <w:tcBorders>
               <w:top w:val="single" w:color="1B1F23" w:sz="4"/>
               <w:left w:val="single" w:color="1B1F23" w:sz="4"/>
@@ -133,7 +134,7 @@
         </w:tc>
         <w:tc>
           <w:tcPr>
-            <w:tcW w:type="pct" w:w="72%"/>
+            <w:tcW w:type="dxa" w:w="7024"/>
             <w:tcBorders>
               <w:top w:val="single" w:color="1B1F23" w:sz="4"/>
               <w:left w:val="single" w:color="1B1F23" w:sz="4"/>
@@ -165,7 +166,7 @@
       <w:tr>
         <w:tc>
           <w:tcPr>
-            <w:tcW w:type="pct" w:w="28%"/>
+            <w:tcW w:type="dxa" w:w="2732"/>
             <w:tcBorders>
               <w:top w:val="single" w:color="1B1F23" w:sz="4"/>
               <w:left w:val="single" w:color="1B1F23" w:sz="4"/>
@@ -198,7 +199,7 @@
         </w:tc>
         <w:tc>
           <w:tcPr>
-            <w:tcW w:type="pct" w:w="72%"/>
+            <w:tcW w:type="dxa" w:w="7024"/>
             <w:tcBorders>
               <w:top w:val="single" w:color="1B1F23" w:sz="4"/>
               <w:left w:val="single" w:color="1B1F23" w:sz="4"/>
@@ -230,7 +231,7 @@
       <w:tr>
         <w:tc>
           <w:tcPr>
-            <w:tcW w:type="pct" w:w="28%"/>
+            <w:tcW w:type="dxa" w:w="2732"/>
             <w:tcBorders>
               <w:top w:val="single" w:color="1B1F23" w:sz="4"/>
               <w:left w:val="single" w:color="1B1F23" w:sz="4"/>
@@ -263,7 +264,7 @@
         </w:tc>
         <w:tc>
           <w:tcPr>
-            <w:tcW w:type="pct" w:w="72%"/>
+            <w:tcW w:type="dxa" w:w="7024"/>
             <w:tcBorders>
               <w:top w:val="single" w:color="1B1F23" w:sz="4"/>
               <w:left w:val="single" w:color="1B1F23" w:sz="4"/>
@@ -295,7 +296,7 @@
       <w:tr>
         <w:tc>
           <w:tcPr>
-            <w:tcW w:type="pct" w:w="28%"/>
+            <w:tcW w:type="dxa" w:w="2732"/>
             <w:tcBorders>
               <w:top w:val="single" w:color="1B1F23" w:sz="4"/>
               <w:left w:val="single" w:color="1B1F23" w:sz="4"/>
@@ -328,7 +329,7 @@
         </w:tc>
         <w:tc>
           <w:tcPr>
-            <w:tcW w:type="pct" w:w="72%"/>
+            <w:tcW w:type="dxa" w:w="7024"/>
             <w:tcBorders>
               <w:top w:val="single" w:color="1B1F23" w:sz="4"/>
               <w:left w:val="single" w:color="1B1F23" w:sz="4"/>
@@ -360,7 +361,7 @@
       <w:tr>
         <w:tc>
           <w:tcPr>
-            <w:tcW w:type="pct" w:w="28%"/>
+            <w:tcW w:type="dxa" w:w="2732"/>
             <w:tcBorders>
               <w:top w:val="single" w:color="1B1F23" w:sz="4"/>
               <w:left w:val="single" w:color="1B1F23" w:sz="4"/>
@@ -393,7 +394,7 @@
         </w:tc>
         <w:tc>
           <w:tcPr>
-            <w:tcW w:type="pct" w:w="72%"/>
+            <w:tcW w:type="dxa" w:w="7024"/>
             <w:tcBorders>
               <w:top w:val="single" w:color="1B1F23" w:sz="4"/>
               <w:left w:val="single" w:color="1B1F23" w:sz="4"/>
@@ -425,7 +426,7 @@
       <w:tr>
         <w:tc>
           <w:tcPr>
-            <w:tcW w:type="pct" w:w="28%"/>
+            <w:tcW w:type="dxa" w:w="2732"/>
             <w:tcBorders>
               <w:top w:val="single" w:color="1B1F23" w:sz="4"/>
               <w:left w:val="single" w:color="1B1F23" w:sz="4"/>
@@ -458,7 +459,7 @@
         </w:tc>
         <w:tc>
           <w:tcPr>
-            <w:tcW w:type="pct" w:w="72%"/>
+            <w:tcW w:type="dxa" w:w="7024"/>
             <w:tcBorders>
               <w:top w:val="single" w:color="1B1F23" w:sz="4"/>
               <w:left w:val="single" w:color="1B1F23" w:sz="4"/>
@@ -490,7 +491,7 @@
       <w:tr>
         <w:tc>
           <w:tcPr>
-            <w:tcW w:type="pct" w:w="28%"/>
+            <w:tcW w:type="dxa" w:w="2732"/>
             <w:tcBorders>
               <w:top w:val="single" w:color="1B1F23" w:sz="4"/>
               <w:left w:val="single" w:color="1B1F23" w:sz="4"/>
@@ -523,7 +524,7 @@
         </w:tc>
         <w:tc>
           <w:tcPr>
-            <w:tcW w:type="pct" w:w="72%"/>
+            <w:tcW w:type="dxa" w:w="7024"/>
             <w:tcBorders>
               <w:top w:val="single" w:color="1B1F23" w:sz="4"/>
               <w:left w:val="single" w:color="1B1F23" w:sz="4"/>
@@ -555,7 +556,7 @@
       <w:tr>
         <w:tc>
           <w:tcPr>
-            <w:tcW w:type="pct" w:w="28%"/>
+            <w:tcW w:type="dxa" w:w="2732"/>
             <w:tcBorders>
               <w:top w:val="single" w:color="1B1F23" w:sz="4"/>
               <w:left w:val="single" w:color="1B1F23" w:sz="4"/>
@@ -588,7 +589,7 @@
         </w:tc>
         <w:tc>
           <w:tcPr>
-            <w:tcW w:type="pct" w:w="72%"/>
+            <w:tcW w:type="dxa" w:w="7024"/>
             <w:tcBorders>
               <w:top w:val="single" w:color="1B1F23" w:sz="4"/>
               <w:left w:val="single" w:color="1B1F23" w:sz="4"/>
@@ -620,7 +621,7 @@
       <w:tr>
         <w:tc>
           <w:tcPr>
-            <w:tcW w:type="pct" w:w="28%"/>
+            <w:tcW w:type="dxa" w:w="2732"/>
             <w:tcBorders>
               <w:top w:val="single" w:color="1B1F23" w:sz="4"/>
               <w:left w:val="single" w:color="1B1F23" w:sz="4"/>
@@ -653,7 +654,7 @@
         </w:tc>
         <w:tc>
           <w:tcPr>
-            <w:tcW w:type="pct" w:w="72%"/>
+            <w:tcW w:type="dxa" w:w="7024"/>
             <w:tcBorders>
               <w:top w:val="single" w:color="1B1F23" w:sz="4"/>
               <w:left w:val="single" w:color="1B1F23" w:sz="4"/>
@@ -847,10 +848,11 @@
           <w:insideH w:val="single" w:color="auto" w:sz="4"/>
           <w:insideV w:val="single" w:color="auto" w:sz="4"/>
         </w:tblBorders>
+        <w:tblLayout w:type="fixed"/>
       </w:tblPr>
       <w:tblGrid>
-        <w:gridCol w:w="100"/>
-        <w:gridCol w:w="100"/>
+        <w:gridCol w:w="3512"/>
+        <w:gridCol w:w="6244"/>
       </w:tblGrid>
       <w:tr>
         <w:trPr>
@@ -858,7 +860,7 @@
         </w:trPr>
         <w:tc>
           <w:tcPr>
-            <w:tcW w:type="pct" w:w="36%"/>
+            <w:tcW w:type="dxa" w:w="3512"/>
             <w:shd w:fill="E7EDF1" w:color="auto" w:val="clear"/>
             <w:tcMar>
               <w:top w:type="dxa" w:w="30"/>
@@ -885,7 +887,7 @@
         </w:tc>
         <w:tc>
           <w:tcPr>
-            <w:tcW w:type="pct" w:w="64%"/>
+            <w:tcW w:type="dxa" w:w="6244"/>
             <w:shd w:fill="E7EDF1" w:color="auto" w:val="clear"/>
             <w:tcMar>
               <w:top w:type="dxa" w:w="30"/>
@@ -917,7 +919,7 @@
         </w:trPr>
         <w:tc>
           <w:tcPr>
-            <w:tcW w:type="pct" w:w="36%"/>
+            <w:tcW w:type="dxa" w:w="3512"/>
             <w:tcMar>
               <w:top w:type="dxa" w:w="30"/>
               <w:left w:type="dxa" w:w="70"/>
@@ -941,7 +943,7 @@
         </w:tc>
         <w:tc>
           <w:tcPr>
-            <w:tcW w:type="pct" w:w="64%"/>
+            <w:tcW w:type="dxa" w:w="6244"/>
             <w:tcMar>
               <w:top w:type="dxa" w:w="30"/>
               <w:left w:type="dxa" w:w="70"/>
@@ -970,7 +972,7 @@
         </w:trPr>
         <w:tc>
           <w:tcPr>
-            <w:tcW w:type="pct" w:w="36%"/>
+            <w:tcW w:type="dxa" w:w="3512"/>
             <w:tcMar>
               <w:top w:type="dxa" w:w="30"/>
               <w:left w:type="dxa" w:w="70"/>
@@ -994,7 +996,7 @@
         </w:tc>
         <w:tc>
           <w:tcPr>
-            <w:tcW w:type="pct" w:w="64%"/>
+            <w:tcW w:type="dxa" w:w="6244"/>
             <w:tcMar>
               <w:top w:type="dxa" w:w="30"/>
               <w:left w:type="dxa" w:w="70"/>
@@ -1023,7 +1025,7 @@
         </w:trPr>
         <w:tc>
           <w:tcPr>
-            <w:tcW w:type="pct" w:w="36%"/>
+            <w:tcW w:type="dxa" w:w="3512"/>
             <w:tcMar>
               <w:top w:type="dxa" w:w="30"/>
               <w:left w:type="dxa" w:w="70"/>
@@ -1047,7 +1049,7 @@
         </w:tc>
         <w:tc>
           <w:tcPr>
-            <w:tcW w:type="pct" w:w="64%"/>
+            <w:tcW w:type="dxa" w:w="6244"/>
             <w:tcMar>
               <w:top w:type="dxa" w:w="30"/>
               <w:left w:type="dxa" w:w="70"/>
@@ -1076,7 +1078,7 @@
         </w:trPr>
         <w:tc>
           <w:tcPr>
-            <w:tcW w:type="pct" w:w="36%"/>
+            <w:tcW w:type="dxa" w:w="3512"/>
             <w:tcMar>
               <w:top w:type="dxa" w:w="30"/>
               <w:left w:type="dxa" w:w="70"/>
@@ -1100,7 +1102,7 @@
         </w:tc>
         <w:tc>
           <w:tcPr>
-            <w:tcW w:type="pct" w:w="64%"/>
+            <w:tcW w:type="dxa" w:w="6244"/>
             <w:tcMar>
               <w:top w:type="dxa" w:w="30"/>
               <w:left w:type="dxa" w:w="70"/>
@@ -1140,16 +1142,17 @@
           <w:insideH w:val="single" w:color="auto" w:sz="4"/>
           <w:insideV w:val="single" w:color="auto" w:sz="4"/>
         </w:tblBorders>
+        <w:tblLayout w:type="fixed"/>
       </w:tblPr>
       <w:tblGrid>
-        <w:gridCol w:w="100"/>
-        <w:gridCol w:w="100"/>
-        <w:gridCol w:w="100"/>
-        <w:gridCol w:w="100"/>
-        <w:gridCol w:w="100"/>
-        <w:gridCol w:w="100"/>
-        <w:gridCol w:w="100"/>
-        <w:gridCol w:w="100"/>
+        <w:gridCol w:w="780"/>
+        <w:gridCol w:w="1659"/>
+        <w:gridCol w:w="1171"/>
+        <w:gridCol w:w="1366"/>
+        <w:gridCol w:w="878"/>
+        <w:gridCol w:w="1268"/>
+        <w:gridCol w:w="1073"/>
+        <w:gridCol w:w="1561"/>
       </w:tblGrid>
       <w:tr>
         <w:trPr>
@@ -1157,7 +1160,7 @@
         </w:trPr>
         <w:tc>
           <w:tcPr>
-            <w:tcW w:type="pct" w:w="8%"/>
+            <w:tcW w:type="dxa" w:w="780"/>
             <w:shd w:fill="E7EDF1" w:color="auto" w:val="clear"/>
             <w:tcMar>
               <w:top w:type="dxa" w:w="30"/>
@@ -1184,7 +1187,7 @@
         </w:tc>
         <w:tc>
           <w:tcPr>
-            <w:tcW w:type="pct" w:w="17%"/>
+            <w:tcW w:type="dxa" w:w="1659"/>
             <w:shd w:fill="E7EDF1" w:color="auto" w:val="clear"/>
             <w:tcMar>
               <w:top w:type="dxa" w:w="30"/>
@@ -1211,7 +1214,7 @@
         </w:tc>
         <w:tc>
           <w:tcPr>
-            <w:tcW w:type="pct" w:w="12%"/>
+            <w:tcW w:type="dxa" w:w="1171"/>
             <w:shd w:fill="E7EDF1" w:color="auto" w:val="clear"/>
             <w:tcMar>
               <w:top w:type="dxa" w:w="30"/>
@@ -1238,7 +1241,7 @@
         </w:tc>
         <w:tc>
           <w:tcPr>
-            <w:tcW w:type="pct" w:w="14%"/>
+            <w:tcW w:type="dxa" w:w="1366"/>
             <w:shd w:fill="E7EDF1" w:color="auto" w:val="clear"/>
             <w:tcMar>
               <w:top w:type="dxa" w:w="30"/>
@@ -1265,7 +1268,7 @@
         </w:tc>
         <w:tc>
           <w:tcPr>
-            <w:tcW w:type="pct" w:w="9%"/>
+            <w:tcW w:type="dxa" w:w="878"/>
             <w:shd w:fill="E7EDF1" w:color="auto" w:val="clear"/>
             <w:tcMar>
               <w:top w:type="dxa" w:w="30"/>
@@ -1292,7 +1295,7 @@
         </w:tc>
         <w:tc>
           <w:tcPr>
-            <w:tcW w:type="pct" w:w="13%"/>
+            <w:tcW w:type="dxa" w:w="1268"/>
             <w:shd w:fill="E7EDF1" w:color="auto" w:val="clear"/>
             <w:tcMar>
               <w:top w:type="dxa" w:w="30"/>
@@ -1319,7 +1322,7 @@
         </w:tc>
         <w:tc>
           <w:tcPr>
-            <w:tcW w:type="pct" w:w="11%"/>
+            <w:tcW w:type="dxa" w:w="1073"/>
             <w:shd w:fill="E7EDF1" w:color="auto" w:val="clear"/>
             <w:tcMar>
               <w:top w:type="dxa" w:w="30"/>
@@ -1346,7 +1349,7 @@
         </w:tc>
         <w:tc>
           <w:tcPr>
-            <w:tcW w:type="pct" w:w="16%"/>
+            <w:tcW w:type="dxa" w:w="1561"/>
             <w:shd w:fill="E7EDF1" w:color="auto" w:val="clear"/>
             <w:tcMar>
               <w:top w:type="dxa" w:w="30"/>
@@ -1378,7 +1381,7 @@
         </w:trPr>
         <w:tc>
           <w:tcPr>
-            <w:tcW w:type="pct" w:w="8%"/>
+            <w:tcW w:type="dxa" w:w="780"/>
             <w:tcMar>
               <w:top w:type="dxa" w:w="30"/>
               <w:left w:type="dxa" w:w="70"/>
@@ -1402,7 +1405,7 @@
         </w:tc>
         <w:tc>
           <w:tcPr>
-            <w:tcW w:type="pct" w:w="17%"/>
+            <w:tcW w:type="dxa" w:w="1659"/>
             <w:tcMar>
               <w:top w:type="dxa" w:w="30"/>
               <w:left w:type="dxa" w:w="70"/>
@@ -1426,7 +1429,7 @@
         </w:tc>
         <w:tc>
           <w:tcPr>
-            <w:tcW w:type="pct" w:w="12%"/>
+            <w:tcW w:type="dxa" w:w="1171"/>
             <w:tcMar>
               <w:top w:type="dxa" w:w="30"/>
               <w:left w:type="dxa" w:w="70"/>
@@ -1450,7 +1453,7 @@
         </w:tc>
         <w:tc>
           <w:tcPr>
-            <w:tcW w:type="pct" w:w="14%"/>
+            <w:tcW w:type="dxa" w:w="1366"/>
             <w:tcMar>
               <w:top w:type="dxa" w:w="30"/>
               <w:left w:type="dxa" w:w="70"/>
@@ -1474,7 +1477,7 @@
         </w:tc>
         <w:tc>
           <w:tcPr>
-            <w:tcW w:type="pct" w:w="9%"/>
+            <w:tcW w:type="dxa" w:w="878"/>
             <w:tcMar>
               <w:top w:type="dxa" w:w="30"/>
               <w:left w:type="dxa" w:w="70"/>
@@ -1498,7 +1501,7 @@
         </w:tc>
         <w:tc>
           <w:tcPr>
-            <w:tcW w:type="pct" w:w="13%"/>
+            <w:tcW w:type="dxa" w:w="1268"/>
             <w:tcMar>
               <w:top w:type="dxa" w:w="30"/>
               <w:left w:type="dxa" w:w="70"/>
@@ -1522,7 +1525,7 @@
         </w:tc>
         <w:tc>
           <w:tcPr>
-            <w:tcW w:type="pct" w:w="11%"/>
+            <w:tcW w:type="dxa" w:w="1073"/>
             <w:tcMar>
               <w:top w:type="dxa" w:w="30"/>
               <w:left w:type="dxa" w:w="70"/>
@@ -1546,7 +1549,7 @@
         </w:tc>
         <w:tc>
           <w:tcPr>
-            <w:tcW w:type="pct" w:w="16%"/>
+            <w:tcW w:type="dxa" w:w="1561"/>
             <w:tcMar>
               <w:top w:type="dxa" w:w="30"/>
               <w:left w:type="dxa" w:w="70"/>
@@ -1844,17 +1847,18 @@
           <w:insideH w:val="none" w:color="FFFFFF" w:sz="0"/>
           <w:insideV w:val="none" w:color="FFFFFF" w:sz="0"/>
         </w:tblBorders>
+        <w:tblLayout w:type="fixed"/>
       </w:tblPr>
       <w:tblGrid>
-        <w:gridCol w:w="100"/>
-        <w:gridCol w:w="100"/>
-        <w:gridCol w:w="100"/>
-        <w:gridCol w:w="100"/>
+        <w:gridCol w:w="1268"/>
+        <w:gridCol w:w="3610"/>
+        <w:gridCol w:w="1463"/>
+        <w:gridCol w:w="3415"/>
       </w:tblGrid>
       <w:tr>
         <w:tc>
           <w:tcPr>
-            <w:tcW w:type="pct" w:w="13%"/>
+            <w:tcW w:type="dxa" w:w="1268"/>
             <w:tcBorders>
               <w:top w:val="none" w:color="FFFFFF" w:sz="0"/>
               <w:left w:val="none" w:color="FFFFFF" w:sz="0"/>
@@ -1887,7 +1891,7 @@
         </w:tc>
         <w:tc>
           <w:tcPr>
-            <w:tcW w:type="pct" w:w="37%"/>
+            <w:tcW w:type="dxa" w:w="3610"/>
             <w:tcBorders>
               <w:top w:val="none" w:color="FFFFFF" w:sz="0"/>
               <w:left w:val="none" w:color="FFFFFF" w:sz="0"/>
@@ -1917,7 +1921,7 @@
         </w:tc>
         <w:tc>
           <w:tcPr>
-            <w:tcW w:type="pct" w:w="15%"/>
+            <w:tcW w:type="dxa" w:w="1463"/>
             <w:tcBorders>
               <w:top w:val="none" w:color="FFFFFF" w:sz="0"/>
               <w:left w:val="none" w:color="FFFFFF" w:sz="0"/>
@@ -1950,7 +1954,7 @@
         </w:tc>
         <w:tc>
           <w:tcPr>
-            <w:tcW w:type="pct" w:w="35%"/>
+            <w:tcW w:type="dxa" w:w="3415"/>
             <w:tcBorders>
               <w:top w:val="none" w:color="FFFFFF" w:sz="0"/>
               <w:left w:val="none" w:color="FFFFFF" w:sz="0"/>
@@ -1982,7 +1986,7 @@
       <w:tr>
         <w:tc>
           <w:tcPr>
-            <w:tcW w:type="pct" w:w="13%"/>
+            <w:tcW w:type="dxa" w:w="1268"/>
             <w:tcBorders>
               <w:top w:val="none" w:color="FFFFFF" w:sz="0"/>
               <w:left w:val="none" w:color="FFFFFF" w:sz="0"/>
@@ -2015,7 +2019,7 @@
         </w:tc>
         <w:tc>
           <w:tcPr>
-            <w:tcW w:type="pct" w:w="37%"/>
+            <w:tcW w:type="dxa" w:w="3610"/>
             <w:tcBorders>
               <w:top w:val="none" w:color="FFFFFF" w:sz="0"/>
               <w:left w:val="none" w:color="FFFFFF" w:sz="0"/>
@@ -2045,7 +2049,7 @@
         </w:tc>
         <w:tc>
           <w:tcPr>
-            <w:tcW w:type="pct" w:w="15%"/>
+            <w:tcW w:type="dxa" w:w="1463"/>
             <w:tcBorders>
               <w:top w:val="none" w:color="FFFFFF" w:sz="0"/>
               <w:left w:val="none" w:color="FFFFFF" w:sz="0"/>
@@ -2078,7 +2082,7 @@
         </w:tc>
         <w:tc>
           <w:tcPr>
-            <w:tcW w:type="pct" w:w="35%"/>
+            <w:tcW w:type="dxa" w:w="3415"/>
             <w:tcBorders>
               <w:top w:val="none" w:color="FFFFFF" w:sz="0"/>
               <w:left w:val="none" w:color="FFFFFF" w:sz="0"/>
@@ -2110,7 +2114,7 @@
       <w:tr>
         <w:tc>
           <w:tcPr>
-            <w:tcW w:type="pct" w:w="13%"/>
+            <w:tcW w:type="dxa" w:w="1268"/>
             <w:tcBorders>
               <w:top w:val="none" w:color="FFFFFF" w:sz="0"/>
               <w:left w:val="none" w:color="FFFFFF" w:sz="0"/>
@@ -2143,7 +2147,7 @@
         </w:tc>
         <w:tc>
           <w:tcPr>
-            <w:tcW w:type="pct" w:w="37%"/>
+            <w:tcW w:type="dxa" w:w="3610"/>
             <w:tcBorders>
               <w:top w:val="none" w:color="FFFFFF" w:sz="0"/>
               <w:left w:val="none" w:color="FFFFFF" w:sz="0"/>
@@ -2173,7 +2177,7 @@
         </w:tc>
         <w:tc>
           <w:tcPr>
-            <w:tcW w:type="pct" w:w="15%"/>
+            <w:tcW w:type="dxa" w:w="1463"/>
             <w:tcBorders>
               <w:top w:val="none" w:color="FFFFFF" w:sz="0"/>
               <w:left w:val="none" w:color="FFFFFF" w:sz="0"/>
@@ -2206,7 +2210,7 @@
         </w:tc>
         <w:tc>
           <w:tcPr>
-            <w:tcW w:type="pct" w:w="35%"/>
+            <w:tcW w:type="dxa" w:w="3415"/>
             <w:tcBorders>
               <w:top w:val="none" w:color="FFFFFF" w:sz="0"/>
               <w:left w:val="none" w:color="FFFFFF" w:sz="0"/>
@@ -2268,13 +2272,14 @@
           <w:insideH w:val="single" w:color="auto" w:sz="4"/>
           <w:insideV w:val="single" w:color="auto" w:sz="4"/>
         </w:tblBorders>
+        <w:tblLayout w:type="fixed"/>
       </w:tblPr>
       <w:tblGrid>
-        <w:gridCol w:w="100"/>
-        <w:gridCol w:w="100"/>
-        <w:gridCol w:w="100"/>
-        <w:gridCol w:w="100"/>
-        <w:gridCol w:w="100"/>
+        <w:gridCol w:w="878"/>
+        <w:gridCol w:w="4976"/>
+        <w:gridCol w:w="780"/>
+        <w:gridCol w:w="1756"/>
+        <w:gridCol w:w="1366"/>
       </w:tblGrid>
       <w:tr>
         <w:trPr>
@@ -2282,7 +2287,7 @@
         </w:trPr>
         <w:tc>
           <w:tcPr>
-            <w:tcW w:type="pct" w:w="9%"/>
+            <w:tcW w:type="dxa" w:w="878"/>
             <w:shd w:fill="E7EDF1" w:color="auto" w:val="clear"/>
             <w:tcMar>
               <w:top w:type="dxa" w:w="30"/>
@@ -2309,7 +2314,7 @@
         </w:tc>
         <w:tc>
           <w:tcPr>
-            <w:tcW w:type="pct" w:w="51%"/>
+            <w:tcW w:type="dxa" w:w="4976"/>
             <w:shd w:fill="E7EDF1" w:color="auto" w:val="clear"/>
             <w:tcMar>
               <w:top w:type="dxa" w:w="30"/>
@@ -2336,7 +2341,7 @@
         </w:tc>
         <w:tc>
           <w:tcPr>
-            <w:tcW w:type="pct" w:w="8%"/>
+            <w:tcW w:type="dxa" w:w="780"/>
             <w:shd w:fill="E7EDF1" w:color="auto" w:val="clear"/>
             <w:tcMar>
               <w:top w:type="dxa" w:w="30"/>
@@ -2363,7 +2368,7 @@
         </w:tc>
         <w:tc>
           <w:tcPr>
-            <w:tcW w:type="pct" w:w="18%"/>
+            <w:tcW w:type="dxa" w:w="1756"/>
             <w:shd w:fill="E7EDF1" w:color="auto" w:val="clear"/>
             <w:tcMar>
               <w:top w:type="dxa" w:w="30"/>
@@ -2390,7 +2395,7 @@
         </w:tc>
         <w:tc>
           <w:tcPr>
-            <w:tcW w:type="pct" w:w="14%"/>
+            <w:tcW w:type="dxa" w:w="1366"/>
             <w:shd w:fill="E7EDF1" w:color="auto" w:val="clear"/>
             <w:tcMar>
               <w:top w:type="dxa" w:w="30"/>
@@ -2422,7 +2427,7 @@
         </w:trPr>
         <w:tc>
           <w:tcPr>
-            <w:tcW w:type="pct" w:w="9%"/>
+            <w:tcW w:type="dxa" w:w="878"/>
             <w:tcMar>
               <w:top w:type="dxa" w:w="30"/>
               <w:left w:type="dxa" w:w="70"/>
@@ -2448,7 +2453,7 @@
         </w:tc>
         <w:tc>
           <w:tcPr>
-            <w:tcW w:type="pct" w:w="51%"/>
+            <w:tcW w:type="dxa" w:w="4976"/>
             <w:tcMar>
               <w:top w:type="dxa" w:w="30"/>
               <w:left w:type="dxa" w:w="70"/>
@@ -2474,7 +2479,7 @@
         </w:tc>
         <w:tc>
           <w:tcPr>
-            <w:tcW w:type="pct" w:w="8%"/>
+            <w:tcW w:type="dxa" w:w="780"/>
             <w:tcMar>
               <w:top w:type="dxa" w:w="30"/>
               <w:left w:type="dxa" w:w="70"/>
@@ -2500,7 +2505,7 @@
         </w:tc>
         <w:tc>
           <w:tcPr>
-            <w:tcW w:type="pct" w:w="18%"/>
+            <w:tcW w:type="dxa" w:w="1756"/>
             <w:tcMar>
               <w:top w:type="dxa" w:w="30"/>
               <w:left w:type="dxa" w:w="70"/>
@@ -2526,7 +2531,7 @@
         </w:tc>
         <w:tc>
           <w:tcPr>
-            <w:tcW w:type="pct" w:w="14%"/>
+            <w:tcW w:type="dxa" w:w="1366"/>
             <w:tcMar>
               <w:top w:type="dxa" w:w="30"/>
               <w:left w:type="dxa" w:w="70"/>
@@ -2557,7 +2562,7 @@
         </w:trPr>
         <w:tc>
           <w:tcPr>
-            <w:tcW w:type="pct" w:w="9%"/>
+            <w:tcW w:type="dxa" w:w="878"/>
             <w:tcMar>
               <w:top w:type="dxa" w:w="30"/>
               <w:left w:type="dxa" w:w="70"/>
@@ -2583,7 +2588,7 @@
         </w:tc>
         <w:tc>
           <w:tcPr>
-            <w:tcW w:type="pct" w:w="51%"/>
+            <w:tcW w:type="dxa" w:w="4976"/>
             <w:tcMar>
               <w:top w:type="dxa" w:w="30"/>
               <w:left w:type="dxa" w:w="70"/>
@@ -2609,7 +2614,7 @@
         </w:tc>
         <w:tc>
           <w:tcPr>
-            <w:tcW w:type="pct" w:w="8%"/>
+            <w:tcW w:type="dxa" w:w="780"/>
             <w:tcMar>
               <w:top w:type="dxa" w:w="30"/>
               <w:left w:type="dxa" w:w="70"/>
@@ -2635,7 +2640,7 @@
         </w:tc>
         <w:tc>
           <w:tcPr>
-            <w:tcW w:type="pct" w:w="18%"/>
+            <w:tcW w:type="dxa" w:w="1756"/>
             <w:tcMar>
               <w:top w:type="dxa" w:w="30"/>
               <w:left w:type="dxa" w:w="70"/>
@@ -2661,7 +2666,7 @@
         </w:tc>
         <w:tc>
           <w:tcPr>
-            <w:tcW w:type="pct" w:w="14%"/>
+            <w:tcW w:type="dxa" w:w="1366"/>
             <w:tcMar>
               <w:top w:type="dxa" w:w="30"/>
               <w:left w:type="dxa" w:w="70"/>
@@ -2692,7 +2697,7 @@
         </w:trPr>
         <w:tc>
           <w:tcPr>
-            <w:tcW w:type="pct" w:w="9%"/>
+            <w:tcW w:type="dxa" w:w="878"/>
             <w:tcMar>
               <w:top w:type="dxa" w:w="30"/>
               <w:left w:type="dxa" w:w="70"/>
@@ -2718,7 +2723,7 @@
         </w:tc>
         <w:tc>
           <w:tcPr>
-            <w:tcW w:type="pct" w:w="51%"/>
+            <w:tcW w:type="dxa" w:w="4976"/>
             <w:tcMar>
               <w:top w:type="dxa" w:w="30"/>
               <w:left w:type="dxa" w:w="70"/>
@@ -2744,7 +2749,7 @@
         </w:tc>
         <w:tc>
           <w:tcPr>
-            <w:tcW w:type="pct" w:w="8%"/>
+            <w:tcW w:type="dxa" w:w="780"/>
             <w:tcMar>
               <w:top w:type="dxa" w:w="30"/>
               <w:left w:type="dxa" w:w="70"/>
@@ -2770,7 +2775,7 @@
         </w:tc>
         <w:tc>
           <w:tcPr>
-            <w:tcW w:type="pct" w:w="18%"/>
+            <w:tcW w:type="dxa" w:w="1756"/>
             <w:tcMar>
               <w:top w:type="dxa" w:w="30"/>
               <w:left w:type="dxa" w:w="70"/>
@@ -2796,7 +2801,7 @@
         </w:tc>
         <w:tc>
           <w:tcPr>
-            <w:tcW w:type="pct" w:w="14%"/>
+            <w:tcW w:type="dxa" w:w="1366"/>
             <w:tcMar>
               <w:top w:type="dxa" w:w="30"/>
               <w:left w:type="dxa" w:w="70"/>
@@ -2827,7 +2832,7 @@
         </w:trPr>
         <w:tc>
           <w:tcPr>
-            <w:tcW w:type="pct" w:w="9%"/>
+            <w:tcW w:type="dxa" w:w="878"/>
             <w:tcMar>
               <w:top w:type="dxa" w:w="30"/>
               <w:left w:type="dxa" w:w="70"/>
@@ -2853,7 +2858,7 @@
         </w:tc>
         <w:tc>
           <w:tcPr>
-            <w:tcW w:type="pct" w:w="51%"/>
+            <w:tcW w:type="dxa" w:w="4976"/>
             <w:tcMar>
               <w:top w:type="dxa" w:w="30"/>
               <w:left w:type="dxa" w:w="70"/>
@@ -2879,7 +2884,7 @@
         </w:tc>
         <w:tc>
           <w:tcPr>
-            <w:tcW w:type="pct" w:w="8%"/>
+            <w:tcW w:type="dxa" w:w="780"/>
             <w:tcMar>
               <w:top w:type="dxa" w:w="30"/>
               <w:left w:type="dxa" w:w="70"/>
@@ -2905,7 +2910,7 @@
         </w:tc>
         <w:tc>
           <w:tcPr>
-            <w:tcW w:type="pct" w:w="18%"/>
+            <w:tcW w:type="dxa" w:w="1756"/>
             <w:tcMar>
               <w:top w:type="dxa" w:w="30"/>
               <w:left w:type="dxa" w:w="70"/>
@@ -2931,7 +2936,7 @@
         </w:tc>
         <w:tc>
           <w:tcPr>
-            <w:tcW w:type="pct" w:w="14%"/>
+            <w:tcW w:type="dxa" w:w="1366"/>
             <w:tcMar>
               <w:top w:type="dxa" w:w="30"/>
               <w:left w:type="dxa" w:w="70"/>
@@ -2962,7 +2967,7 @@
         </w:trPr>
         <w:tc>
           <w:tcPr>
-            <w:tcW w:type="pct" w:w="9%"/>
+            <w:tcW w:type="dxa" w:w="878"/>
             <w:tcMar>
               <w:top w:type="dxa" w:w="30"/>
               <w:left w:type="dxa" w:w="70"/>
@@ -2988,7 +2993,7 @@
         </w:tc>
         <w:tc>
           <w:tcPr>
-            <w:tcW w:type="pct" w:w="51%"/>
+            <w:tcW w:type="dxa" w:w="4976"/>
             <w:tcMar>
               <w:top w:type="dxa" w:w="30"/>
               <w:left w:type="dxa" w:w="70"/>
@@ -3014,7 +3019,7 @@
         </w:tc>
         <w:tc>
           <w:tcPr>
-            <w:tcW w:type="pct" w:w="8%"/>
+            <w:tcW w:type="dxa" w:w="780"/>
             <w:tcMar>
               <w:top w:type="dxa" w:w="30"/>
               <w:left w:type="dxa" w:w="70"/>
@@ -3040,7 +3045,7 @@
         </w:tc>
         <w:tc>
           <w:tcPr>
-            <w:tcW w:type="pct" w:w="18%"/>
+            <w:tcW w:type="dxa" w:w="1756"/>
             <w:tcMar>
               <w:top w:type="dxa" w:w="30"/>
               <w:left w:type="dxa" w:w="70"/>
@@ -3066,7 +3071,7 @@
         </w:tc>
         <w:tc>
           <w:tcPr>
-            <w:tcW w:type="pct" w:w="14%"/>
+            <w:tcW w:type="dxa" w:w="1366"/>
             <w:tcMar>
               <w:top w:type="dxa" w:w="30"/>
               <w:left w:type="dxa" w:w="70"/>
@@ -3097,7 +3102,7 @@
         </w:trPr>
         <w:tc>
           <w:tcPr>
-            <w:tcW w:type="pct" w:w="9%"/>
+            <w:tcW w:type="dxa" w:w="878"/>
             <w:tcMar>
               <w:top w:type="dxa" w:w="30"/>
               <w:left w:type="dxa" w:w="70"/>
@@ -3123,7 +3128,7 @@
         </w:tc>
         <w:tc>
           <w:tcPr>
-            <w:tcW w:type="pct" w:w="51%"/>
+            <w:tcW w:type="dxa" w:w="4976"/>
             <w:tcMar>
               <w:top w:type="dxa" w:w="30"/>
               <w:left w:type="dxa" w:w="70"/>
@@ -3149,7 +3154,7 @@
         </w:tc>
         <w:tc>
           <w:tcPr>
-            <w:tcW w:type="pct" w:w="8%"/>
+            <w:tcW w:type="dxa" w:w="780"/>
             <w:tcMar>
               <w:top w:type="dxa" w:w="30"/>
               <w:left w:type="dxa" w:w="70"/>
@@ -3175,7 +3180,7 @@
         </w:tc>
         <w:tc>
           <w:tcPr>
-            <w:tcW w:type="pct" w:w="18%"/>
+            <w:tcW w:type="dxa" w:w="1756"/>
             <w:tcMar>
               <w:top w:type="dxa" w:w="30"/>
               <w:left w:type="dxa" w:w="70"/>
@@ -3201,7 +3206,7 @@
         </w:tc>
         <w:tc>
           <w:tcPr>
-            <w:tcW w:type="pct" w:w="14%"/>
+            <w:tcW w:type="dxa" w:w="1366"/>
             <w:tcMar>
               <w:top w:type="dxa" w:w="30"/>
               <w:left w:type="dxa" w:w="70"/>
@@ -3232,7 +3237,7 @@
         </w:trPr>
         <w:tc>
           <w:tcPr>
-            <w:tcW w:type="pct" w:w="9%"/>
+            <w:tcW w:type="dxa" w:w="878"/>
             <w:tcMar>
               <w:top w:type="dxa" w:w="30"/>
               <w:left w:type="dxa" w:w="70"/>
@@ -3258,7 +3263,7 @@
         </w:tc>
         <w:tc>
           <w:tcPr>
-            <w:tcW w:type="pct" w:w="51%"/>
+            <w:tcW w:type="dxa" w:w="4976"/>
             <w:tcMar>
               <w:top w:type="dxa" w:w="30"/>
               <w:left w:type="dxa" w:w="70"/>
@@ -3284,7 +3289,7 @@
         </w:tc>
         <w:tc>
           <w:tcPr>
-            <w:tcW w:type="pct" w:w="8%"/>
+            <w:tcW w:type="dxa" w:w="780"/>
             <w:tcMar>
               <w:top w:type="dxa" w:w="30"/>
               <w:left w:type="dxa" w:w="70"/>
@@ -3310,7 +3315,7 @@
         </w:tc>
         <w:tc>
           <w:tcPr>
-            <w:tcW w:type="pct" w:w="18%"/>
+            <w:tcW w:type="dxa" w:w="1756"/>
             <w:tcMar>
               <w:top w:type="dxa" w:w="30"/>
               <w:left w:type="dxa" w:w="70"/>
@@ -3336,7 +3341,7 @@
         </w:tc>
         <w:tc>
           <w:tcPr>
-            <w:tcW w:type="pct" w:w="14%"/>
+            <w:tcW w:type="dxa" w:w="1366"/>
             <w:tcMar>
               <w:top w:type="dxa" w:w="30"/>
               <w:left w:type="dxa" w:w="70"/>
@@ -3367,7 +3372,7 @@
         </w:trPr>
         <w:tc>
           <w:tcPr>
-            <w:tcW w:type="pct" w:w="9%"/>
+            <w:tcW w:type="dxa" w:w="878"/>
             <w:tcMar>
               <w:top w:type="dxa" w:w="30"/>
               <w:left w:type="dxa" w:w="70"/>
@@ -3393,7 +3398,7 @@
         </w:tc>
         <w:tc>
           <w:tcPr>
-            <w:tcW w:type="pct" w:w="51%"/>
+            <w:tcW w:type="dxa" w:w="4976"/>
             <w:tcMar>
               <w:top w:type="dxa" w:w="30"/>
               <w:left w:type="dxa" w:w="70"/>
@@ -3419,7 +3424,7 @@
         </w:tc>
         <w:tc>
           <w:tcPr>
-            <w:tcW w:type="pct" w:w="8%"/>
+            <w:tcW w:type="dxa" w:w="780"/>
             <w:tcMar>
               <w:top w:type="dxa" w:w="30"/>
               <w:left w:type="dxa" w:w="70"/>
@@ -3445,7 +3450,7 @@
         </w:tc>
         <w:tc>
           <w:tcPr>
-            <w:tcW w:type="pct" w:w="18%"/>
+            <w:tcW w:type="dxa" w:w="1756"/>
             <w:tcMar>
               <w:top w:type="dxa" w:w="30"/>
               <w:left w:type="dxa" w:w="70"/>
@@ -3471,7 +3476,7 @@
         </w:tc>
         <w:tc>
           <w:tcPr>
-            <w:tcW w:type="pct" w:w="14%"/>
+            <w:tcW w:type="dxa" w:w="1366"/>
             <w:tcMar>
               <w:top w:type="dxa" w:w="30"/>
               <w:left w:type="dxa" w:w="70"/>
@@ -3502,7 +3507,7 @@
         </w:trPr>
         <w:tc>
           <w:tcPr>
-            <w:tcW w:type="pct" w:w="9%"/>
+            <w:tcW w:type="dxa" w:w="878"/>
             <w:shd w:fill="F2F5F7" w:color="auto" w:val="clear"/>
             <w:tcMar>
               <w:top w:type="dxa" w:w="30"/>
@@ -3519,7 +3524,7 @@
         </w:tc>
         <w:tc>
           <w:tcPr>
-            <w:tcW w:type="pct" w:w="51%"/>
+            <w:tcW w:type="dxa" w:w="4976"/>
             <w:shd w:fill="F2F5F7" w:color="auto" w:val="clear"/>
             <w:tcMar>
               <w:top w:type="dxa" w:w="30"/>
@@ -3546,7 +3551,7 @@
         </w:tc>
         <w:tc>
           <w:tcPr>
-            <w:tcW w:type="pct" w:w="8%"/>
+            <w:tcW w:type="dxa" w:w="780"/>
             <w:shd w:fill="F2F5F7" w:color="auto" w:val="clear"/>
             <w:tcMar>
               <w:top w:type="dxa" w:w="30"/>
@@ -3563,7 +3568,7 @@
         </w:tc>
         <w:tc>
           <w:tcPr>
-            <w:tcW w:type="pct" w:w="18%"/>
+            <w:tcW w:type="dxa" w:w="1756"/>
             <w:shd w:fill="F2F5F7" w:color="auto" w:val="clear"/>
             <w:tcMar>
               <w:top w:type="dxa" w:w="30"/>
@@ -3580,7 +3585,7 @@
         </w:tc>
         <w:tc>
           <w:tcPr>
-            <w:tcW w:type="pct" w:w="14%"/>
+            <w:tcW w:type="dxa" w:w="1366"/>
             <w:shd w:fill="F2F5F7" w:color="auto" w:val="clear"/>
             <w:tcMar>
               <w:top w:type="dxa" w:w="30"/>
@@ -3797,10 +3802,11 @@
           <w:insideH w:val="single" w:color="auto" w:sz="4"/>
           <w:insideV w:val="single" w:color="auto" w:sz="4"/>
         </w:tblBorders>
+        <w:tblLayout w:type="fixed"/>
       </w:tblPr>
       <w:tblGrid>
-        <w:gridCol w:w="100"/>
-        <w:gridCol w:w="100"/>
+        <w:gridCol w:w="3317"/>
+        <w:gridCol w:w="6439"/>
       </w:tblGrid>
       <w:tr>
         <w:trPr>
@@ -3808,7 +3814,7 @@
         </w:trPr>
         <w:tc>
           <w:tcPr>
-            <w:tcW w:type="pct" w:w="34%"/>
+            <w:tcW w:type="dxa" w:w="3317"/>
             <w:shd w:fill="E7EDF1" w:color="auto" w:val="clear"/>
             <w:tcMar>
               <w:top w:type="dxa" w:w="30"/>
@@ -3835,7 +3841,7 @@
         </w:tc>
         <w:tc>
           <w:tcPr>
-            <w:tcW w:type="pct" w:w="66%"/>
+            <w:tcW w:type="dxa" w:w="6439"/>
             <w:shd w:fill="E7EDF1" w:color="auto" w:val="clear"/>
             <w:tcMar>
               <w:top w:type="dxa" w:w="30"/>
@@ -3867,7 +3873,7 @@
         </w:trPr>
         <w:tc>
           <w:tcPr>
-            <w:tcW w:type="pct" w:w="34%"/>
+            <w:tcW w:type="dxa" w:w="3317"/>
             <w:tcMar>
               <w:top w:type="dxa" w:w="30"/>
               <w:left w:type="dxa" w:w="70"/>
@@ -3891,7 +3897,7 @@
         </w:tc>
         <w:tc>
           <w:tcPr>
-            <w:tcW w:type="pct" w:w="66%"/>
+            <w:tcW w:type="dxa" w:w="6439"/>
             <w:tcMar>
               <w:top w:type="dxa" w:w="30"/>
               <w:left w:type="dxa" w:w="70"/>
@@ -3920,7 +3926,7 @@
         </w:trPr>
         <w:tc>
           <w:tcPr>
-            <w:tcW w:type="pct" w:w="34%"/>
+            <w:tcW w:type="dxa" w:w="3317"/>
             <w:tcMar>
               <w:top w:type="dxa" w:w="30"/>
               <w:left w:type="dxa" w:w="70"/>
@@ -3944,7 +3950,7 @@
         </w:tc>
         <w:tc>
           <w:tcPr>
-            <w:tcW w:type="pct" w:w="66%"/>
+            <w:tcW w:type="dxa" w:w="6439"/>
             <w:tcMar>
               <w:top w:type="dxa" w:w="30"/>
               <w:left w:type="dxa" w:w="70"/>
@@ -3973,7 +3979,7 @@
         </w:trPr>
         <w:tc>
           <w:tcPr>
-            <w:tcW w:type="pct" w:w="34%"/>
+            <w:tcW w:type="dxa" w:w="3317"/>
             <w:tcMar>
               <w:top w:type="dxa" w:w="30"/>
               <w:left w:type="dxa" w:w="70"/>
@@ -3997,7 +4003,7 @@
         </w:tc>
         <w:tc>
           <w:tcPr>
-            <w:tcW w:type="pct" w:w="66%"/>
+            <w:tcW w:type="dxa" w:w="6439"/>
             <w:tcMar>
               <w:top w:type="dxa" w:w="30"/>
               <w:left w:type="dxa" w:w="70"/>
@@ -4026,7 +4032,7 @@
         </w:trPr>
         <w:tc>
           <w:tcPr>
-            <w:tcW w:type="pct" w:w="34%"/>
+            <w:tcW w:type="dxa" w:w="3317"/>
             <w:tcMar>
               <w:top w:type="dxa" w:w="30"/>
               <w:left w:type="dxa" w:w="70"/>
@@ -4050,7 +4056,7 @@
         </w:tc>
         <w:tc>
           <w:tcPr>
-            <w:tcW w:type="pct" w:w="66%"/>
+            <w:tcW w:type="dxa" w:w="6439"/>
             <w:tcMar>
               <w:top w:type="dxa" w:w="30"/>
               <w:left w:type="dxa" w:w="70"/>
@@ -4079,7 +4085,7 @@
         </w:trPr>
         <w:tc>
           <w:tcPr>
-            <w:tcW w:type="pct" w:w="34%"/>
+            <w:tcW w:type="dxa" w:w="3317"/>
             <w:tcMar>
               <w:top w:type="dxa" w:w="30"/>
               <w:left w:type="dxa" w:w="70"/>
@@ -4103,7 +4109,7 @@
         </w:tc>
         <w:tc>
           <w:tcPr>
-            <w:tcW w:type="pct" w:w="66%"/>
+            <w:tcW w:type="dxa" w:w="6439"/>
             <w:tcMar>
               <w:top w:type="dxa" w:w="30"/>
               <w:left w:type="dxa" w:w="70"/>
@@ -4132,7 +4138,7 @@
         </w:trPr>
         <w:tc>
           <w:tcPr>
-            <w:tcW w:type="pct" w:w="34%"/>
+            <w:tcW w:type="dxa" w:w="3317"/>
             <w:tcMar>
               <w:top w:type="dxa" w:w="30"/>
               <w:left w:type="dxa" w:w="70"/>
@@ -4156,7 +4162,7 @@
         </w:tc>
         <w:tc>
           <w:tcPr>
-            <w:tcW w:type="pct" w:w="66%"/>
+            <w:tcW w:type="dxa" w:w="6439"/>
             <w:tcMar>
               <w:top w:type="dxa" w:w="30"/>
               <w:left w:type="dxa" w:w="70"/>
@@ -4185,7 +4191,7 @@
         </w:trPr>
         <w:tc>
           <w:tcPr>
-            <w:tcW w:type="pct" w:w="34%"/>
+            <w:tcW w:type="dxa" w:w="3317"/>
             <w:tcMar>
               <w:top w:type="dxa" w:w="30"/>
               <w:left w:type="dxa" w:w="70"/>
@@ -4209,7 +4215,7 @@
         </w:tc>
         <w:tc>
           <w:tcPr>
-            <w:tcW w:type="pct" w:w="66%"/>
+            <w:tcW w:type="dxa" w:w="6439"/>
             <w:tcMar>
               <w:top w:type="dxa" w:w="30"/>
               <w:left w:type="dxa" w:w="70"/>
@@ -4238,7 +4244,7 @@
         </w:trPr>
         <w:tc>
           <w:tcPr>
-            <w:tcW w:type="pct" w:w="34%"/>
+            <w:tcW w:type="dxa" w:w="3317"/>
             <w:tcMar>
               <w:top w:type="dxa" w:w="30"/>
               <w:left w:type="dxa" w:w="70"/>
@@ -4262,7 +4268,7 @@
         </w:tc>
         <w:tc>
           <w:tcPr>
-            <w:tcW w:type="pct" w:w="66%"/>
+            <w:tcW w:type="dxa" w:w="6439"/>
             <w:tcMar>
               <w:top w:type="dxa" w:w="30"/>
               <w:left w:type="dxa" w:w="70"/>
@@ -4291,7 +4297,7 @@
         </w:trPr>
         <w:tc>
           <w:tcPr>
-            <w:tcW w:type="pct" w:w="34%"/>
+            <w:tcW w:type="dxa" w:w="3317"/>
             <w:tcMar>
               <w:top w:type="dxa" w:w="30"/>
               <w:left w:type="dxa" w:w="70"/>
@@ -4315,7 +4321,7 @@
         </w:tc>
         <w:tc>
           <w:tcPr>
-            <w:tcW w:type="pct" w:w="66%"/>
+            <w:tcW w:type="dxa" w:w="6439"/>
             <w:tcMar>
               <w:top w:type="dxa" w:w="30"/>
               <w:left w:type="dxa" w:w="70"/>
@@ -4344,7 +4350,7 @@
         </w:trPr>
         <w:tc>
           <w:tcPr>
-            <w:tcW w:type="pct" w:w="34%"/>
+            <w:tcW w:type="dxa" w:w="3317"/>
             <w:tcMar>
               <w:top w:type="dxa" w:w="30"/>
               <w:left w:type="dxa" w:w="70"/>
@@ -4368,7 +4374,7 @@
         </w:tc>
         <w:tc>
           <w:tcPr>
-            <w:tcW w:type="pct" w:w="66%"/>
+            <w:tcW w:type="dxa" w:w="6439"/>
             <w:tcMar>
               <w:top w:type="dxa" w:w="30"/>
               <w:left w:type="dxa" w:w="70"/>
@@ -4489,13 +4495,14 @@
           <w:insideH w:val="single" w:color="auto" w:sz="4"/>
           <w:insideV w:val="single" w:color="auto" w:sz="4"/>
         </w:tblBorders>
+        <w:tblLayout w:type="fixed"/>
       </w:tblPr>
       <w:tblGrid>
-        <w:gridCol w:w="100"/>
-        <w:gridCol w:w="100"/>
-        <w:gridCol w:w="100"/>
-        <w:gridCol w:w="100"/>
-        <w:gridCol w:w="100"/>
+        <w:gridCol w:w="1366"/>
+        <w:gridCol w:w="3512"/>
+        <w:gridCol w:w="780"/>
+        <w:gridCol w:w="1756"/>
+        <w:gridCol w:w="2341"/>
       </w:tblGrid>
       <w:tr>
         <w:trPr>
@@ -4503,7 +4510,7 @@
         </w:trPr>
         <w:tc>
           <w:tcPr>
-            <w:tcW w:type="pct" w:w="14%"/>
+            <w:tcW w:type="dxa" w:w="1366"/>
             <w:shd w:fill="E7EDF1" w:color="auto" w:val="clear"/>
             <w:tcMar>
               <w:top w:type="dxa" w:w="30"/>
@@ -4530,7 +4537,7 @@
         </w:tc>
         <w:tc>
           <w:tcPr>
-            <w:tcW w:type="pct" w:w="36%"/>
+            <w:tcW w:type="dxa" w:w="3512"/>
             <w:shd w:fill="E7EDF1" w:color="auto" w:val="clear"/>
             <w:tcMar>
               <w:top w:type="dxa" w:w="30"/>
@@ -4557,7 +4564,7 @@
         </w:tc>
         <w:tc>
           <w:tcPr>
-            <w:tcW w:type="pct" w:w="8%"/>
+            <w:tcW w:type="dxa" w:w="780"/>
             <w:shd w:fill="E7EDF1" w:color="auto" w:val="clear"/>
             <w:tcMar>
               <w:top w:type="dxa" w:w="30"/>
@@ -4584,7 +4591,7 @@
         </w:tc>
         <w:tc>
           <w:tcPr>
-            <w:tcW w:type="pct" w:w="18%"/>
+            <w:tcW w:type="dxa" w:w="1756"/>
             <w:shd w:fill="E7EDF1" w:color="auto" w:val="clear"/>
             <w:tcMar>
               <w:top w:type="dxa" w:w="30"/>
@@ -4611,7 +4618,7 @@
         </w:tc>
         <w:tc>
           <w:tcPr>
-            <w:tcW w:type="pct" w:w="24%"/>
+            <w:tcW w:type="dxa" w:w="2341"/>
             <w:shd w:fill="E7EDF1" w:color="auto" w:val="clear"/>
             <w:tcMar>
               <w:top w:type="dxa" w:w="30"/>
@@ -4643,7 +4650,7 @@
         </w:trPr>
         <w:tc>
           <w:tcPr>
-            <w:tcW w:type="pct" w:w="14%"/>
+            <w:tcW w:type="dxa" w:w="1366"/>
             <w:tcMar>
               <w:top w:type="dxa" w:w="30"/>
               <w:left w:type="dxa" w:w="70"/>
@@ -4667,7 +4674,7 @@
         </w:tc>
         <w:tc>
           <w:tcPr>
-            <w:tcW w:type="pct" w:w="36%"/>
+            <w:tcW w:type="dxa" w:w="3512"/>
             <w:tcMar>
               <w:top w:type="dxa" w:w="30"/>
               <w:left w:type="dxa" w:w="70"/>
@@ -4691,7 +4698,7 @@
         </w:tc>
         <w:tc>
           <w:tcPr>
-            <w:tcW w:type="pct" w:w="8%"/>
+            <w:tcW w:type="dxa" w:w="780"/>
             <w:tcMar>
               <w:top w:type="dxa" w:w="30"/>
               <w:left w:type="dxa" w:w="70"/>
@@ -4715,7 +4722,7 @@
         </w:tc>
         <w:tc>
           <w:tcPr>
-            <w:tcW w:type="pct" w:w="18%"/>
+            <w:tcW w:type="dxa" w:w="1756"/>
             <w:tcMar>
               <w:top w:type="dxa" w:w="30"/>
               <w:left w:type="dxa" w:w="70"/>
@@ -4739,7 +4746,7 @@
         </w:tc>
         <w:tc>
           <w:tcPr>
-            <w:tcW w:type="pct" w:w="24%"/>
+            <w:tcW w:type="dxa" w:w="2341"/>
             <w:tcMar>
               <w:top w:type="dxa" w:w="30"/>
               <w:left w:type="dxa" w:w="70"/>

--- a/exemplo/memorial-demanda-energisa-residencia-unifamiliar-exemplo-r00.docx
+++ b/exemplo/memorial-demanda-energisa-residencia-unifamiliar-exemplo-r00.docx
@@ -678,7 +678,7 @@
                 <w:szCs w:val="19"/>
                 <w:rFonts w:ascii="Calibri" w:cs="Calibri" w:eastAsia="Calibri" w:hAnsi="Calibri"/>
               </w:rPr>
-              <w:t xml:space="preserve">20/10/2026 — R00</w:t>
+              <w:t xml:space="preserve">26/10/2026 — R00</w:t>
             </w:r>
           </w:p>
         </w:tc>
@@ -4856,7 +4856,7 @@
           <w:szCs w:val="20"/>
           <w:rFonts w:ascii="Calibri" w:cs="Calibri" w:eastAsia="Calibri" w:hAnsi="Calibri"/>
         </w:rPr>
-        <w:t xml:space="preserve">Campo Grande, 20 de outubro de 2026</w:t>
+        <w:t xml:space="preserve">Campo Grande, 26 de outubro de 2026</w:t>
       </w:r>
     </w:p>
     <w:p>
@@ -5077,7 +5077,7 @@
         <w:szCs w:val="15"/>
         <w:rFonts w:ascii="Calibri" w:cs="Calibri" w:eastAsia="Calibri" w:hAnsi="Calibri"/>
       </w:rPr>
-      <w:t xml:space="preserve">	R00 · 20/10/2026</w:t>
+      <w:t xml:space="preserve">	R00 · 26/10/2026</w:t>
     </w:r>
   </w:p>
 </w:hdr>

--- a/exemplo/memorial-demanda-energisa-residencia-unifamiliar-exemplo-r00.docx
+++ b/exemplo/memorial-demanda-energisa-residencia-unifamiliar-exemplo-r00.docx
@@ -678,7 +678,7 @@
                 <w:szCs w:val="19"/>
                 <w:rFonts w:ascii="Calibri" w:cs="Calibri" w:eastAsia="Calibri" w:hAnsi="Calibri"/>
               </w:rPr>
-              <w:t xml:space="preserve">26/10/2026 — R00</w:t>
+              <w:t xml:space="preserve">27/10/2026 — R00</w:t>
             </w:r>
           </w:p>
         </w:tc>
@@ -4856,7 +4856,7 @@
           <w:szCs w:val="20"/>
           <w:rFonts w:ascii="Calibri" w:cs="Calibri" w:eastAsia="Calibri" w:hAnsi="Calibri"/>
         </w:rPr>
-        <w:t xml:space="preserve">Campo Grande, 26 de outubro de 2026</w:t>
+        <w:t xml:space="preserve">Campo Grande, 27 de outubro de 2026</w:t>
       </w:r>
     </w:p>
     <w:p>
@@ -5077,7 +5077,7 @@
         <w:szCs w:val="15"/>
         <w:rFonts w:ascii="Calibri" w:cs="Calibri" w:eastAsia="Calibri" w:hAnsi="Calibri"/>
       </w:rPr>
-      <w:t xml:space="preserve">	R00 · 26/10/2026</w:t>
+      <w:t xml:space="preserve">	R00 · 27/10/2026</w:t>
     </w:r>
   </w:p>
 </w:hdr>

--- a/exemplo/memorial-demanda-energisa-residencia-unifamiliar-exemplo-r00.docx
+++ b/exemplo/memorial-demanda-energisa-residencia-unifamiliar-exemplo-r00.docx
@@ -678,7 +678,7 @@
                 <w:szCs w:val="19"/>
                 <w:rFonts w:ascii="Calibri" w:cs="Calibri" w:eastAsia="Calibri" w:hAnsi="Calibri"/>
               </w:rPr>
-              <w:t xml:space="preserve">27/10/2026 — R00</w:t>
+              <w:t xml:space="preserve">28/10/2026 — R00</w:t>
             </w:r>
           </w:p>
         </w:tc>
@@ -4856,7 +4856,7 @@
           <w:szCs w:val="20"/>
           <w:rFonts w:ascii="Calibri" w:cs="Calibri" w:eastAsia="Calibri" w:hAnsi="Calibri"/>
         </w:rPr>
-        <w:t xml:space="preserve">Campo Grande, 27 de outubro de 2026</w:t>
+        <w:t xml:space="preserve">Campo Grande, 28 de outubro de 2026</w:t>
       </w:r>
     </w:p>
     <w:p>
@@ -5077,7 +5077,7 @@
         <w:szCs w:val="15"/>
         <w:rFonts w:ascii="Calibri" w:cs="Calibri" w:eastAsia="Calibri" w:hAnsi="Calibri"/>
       </w:rPr>
-      <w:t xml:space="preserve">	R00 · 27/10/2026</w:t>
+      <w:t xml:space="preserve">	R00 · 28/10/2026</w:t>
     </w:r>
   </w:p>
 </w:hdr>
